--- a/Élise.docx
+++ b/Élise.docx
@@ -540,6 +540,18 @@
       </w:pPr>
       <w:r>
         <w:t>Carte Vitale (si vous avez)</w:t>
+      </w:r>
+    </w:p>
+    <w:p>
+      <w:pPr>
+        <w:pStyle w:val="Paragraphedeliste"/>
+        <w:numPr>
+          <w:ilvl w:val="0"/>
+          <w:numId w:val="9"/>
+        </w:numPr>
+      </w:pPr>
+      <w:r>
+        <w:t>Apéro mardi soir (saucisson, chips)</w:t>
       </w:r>
     </w:p>
     <w:p/>
